--- a/static/downloads/es/docx/layer-6/learning-log.docx
+++ b/static/downloads/es/docx/layer-6/learning-log.docx
@@ -87,7 +87,7 @@
         <w:t xml:space="preserve"> </w:t>
       </w:r>
       <w:r>
-        <w:t xml:space="preserve">2026-06-26</w:t>
+        <w:t xml:space="preserve">2026-07-07</w:t>
       </w:r>
     </w:p>
     <w:p>
@@ -238,10 +238,10 @@
     </w:p>
     <w:p>
       <w:pPr>
-        <w:pStyle w:val="BlockText"/>
-      </w:pPr>
-      <w:r>
-        <w:t xml:space="preserve">Registra fallos importantes, adaptaciones, reversiones y aprendizajes sistémicos. Los patrones de fallo recurrentes DEBEN activar una revisión estructural, no culpa individual. Las entradas se añaden al inicio (las más recientes primero).</w:t>
+        <w:pStyle w:val="FirstParagraph"/>
+      </w:pPr>
+      <w:r>
+        <w:t xml:space="preserve">&gt; Registra fallos importantes, adaptaciones, reversiones y aprendizajes sistémicos. Los patrones de fallo recurrentes DEBEN activar una revisión estructural, no culpa individual. Las entradas se añaden al inicio (las más recientes primero).</w:t>
       </w:r>
     </w:p>
     <w:p>
@@ -363,8 +363,14 @@
     </w:p>
     <w:p>
       <w:pPr>
-        <w:pStyle w:val="BlockText"/>
-      </w:pPr>
+        <w:pStyle w:val="BodyText"/>
+      </w:pPr>
+      <w:r>
+        <w:t xml:space="preserve">&gt;</w:t>
+      </w:r>
+      <w:r>
+        <w:t xml:space="preserve"> </w:t>
+      </w:r>
       <w:r>
         <w:rPr>
           <w:b/>
@@ -372,13 +378,17 @@
         </w:rPr>
         <w:t xml:space="preserve">Justificación — ¿Por qué definir el detonante explícitamente</w:t>
       </w:r>
-    </w:p>
-    <w:p>
-      <w:pPr>
-        <w:pStyle w:val="BlockText"/>
-      </w:pPr>
-      <w:r>
-        <w:t xml:space="preserve">Si</w:t>
+      <w:r>
+        <w:t xml:space="preserve"> </w:t>
+      </w:r>
+      <w:r>
+        <w:t xml:space="preserve">&gt;</w:t>
+      </w:r>
+      <w:r>
+        <w:t xml:space="preserve"> </w:t>
+      </w:r>
+      <w:r>
+        <w:t xml:space="preserve">&gt; Si</w:t>
       </w:r>
       <w:r>
         <w:t xml:space="preserve"> </w:t>
@@ -395,8 +405,14 @@
     </w:p>
     <w:p>
       <w:pPr>
-        <w:pStyle w:val="BlockText"/>
-      </w:pPr>
+        <w:pStyle w:val="BodyText"/>
+      </w:pPr>
+      <w:r>
+        <w:t xml:space="preserve">&gt;</w:t>
+      </w:r>
+      <w:r>
+        <w:t xml:space="preserve"> </w:t>
+      </w:r>
       <w:r>
         <w:rPr>
           <w:b/>
@@ -404,18 +420,22 @@
         </w:rPr>
         <w:t xml:space="preserve">Instrucciones — Cómo completar esto</w:t>
       </w:r>
-    </w:p>
-    <w:p>
-      <w:pPr>
-        <w:pStyle w:val="BlockText"/>
-      </w:pPr>
-      <w:r>
-        <w:t xml:space="preserve">Enumera los eventos específicos que obligan a crear una entrada en el Registro de Aprendizajes. Indica quién es responsable del registro y la cadencia de síntesis.</w:t>
-      </w:r>
-    </w:p>
-    <w:p>
-      <w:pPr>
-        <w:pStyle w:val="FirstParagraph"/>
+      <w:r>
+        <w:t xml:space="preserve"> </w:t>
+      </w:r>
+      <w:r>
+        <w:t xml:space="preserve">&gt;</w:t>
+      </w:r>
+      <w:r>
+        <w:t xml:space="preserve"> </w:t>
+      </w:r>
+      <w:r>
+        <w:t xml:space="preserve">&gt; Enumera los eventos específicos que obligan a crear una entrada en el Registro de Aprendizajes. Indica quién es responsable del registro y la cadencia de síntesis.</w:t>
+      </w:r>
+    </w:p>
+    <w:p>
+      <w:pPr>
+        <w:pStyle w:val="BodyText"/>
       </w:pPr>
       <w:r>
         <w:t xml:space="preserve">Se DEBE añadir una entrada cuando ocurra cualquiera de los siguientes eventos:</w:t>
@@ -525,16 +545,23 @@
           <w:numId w:val="1003"/>
         </w:numPr>
       </w:pPr>
-    </w:p>
-    <w:p>
-      <w:pPr>
-        <w:pStyle w:val="FirstParagraph"/>
-      </w:pPr>
       <w:r>
         <w:rPr>
           <w:i/>
           <w:iCs/>
         </w:rPr>
+        <w:t xml:space="preserve">&lt;Cualquier evento que la comunidad identifique colectivamente como digno de aprendizaje.&gt;</w:t>
+      </w:r>
+    </w:p>
+    <w:p>
+      <w:pPr>
+        <w:pStyle w:val="FirstParagraph"/>
+      </w:pPr>
+      <w:r>
+        <w:rPr>
+          <w:i/>
+          <w:iCs/>
+        </w:rPr>
         <w:t xml:space="preserve">&lt;Los ajustes operativos menores, las decisiones rutinarias y los asuntos individuales resueltos completamente en los primeros pasos de la Escalera de Resolución de Conflictos no requieren una entrada en el Registro de Aprendizajes.&gt;</w:t>
       </w:r>
     </w:p>
@@ -551,6 +578,13 @@
       </w:r>
       <w:r>
         <w:t xml:space="preserve"> </w:t>
+      </w:r>
+      <w:r>
+        <w:rPr>
+          <w:i/>
+          <w:iCs/>
+        </w:rPr>
+        <w:t xml:space="preserve">&lt;rol encargado de asegurar que las entradas se creen y mantengan.&gt;</w:t>
       </w:r>
     </w:p>
     <w:p>
@@ -690,8 +724,14 @@
     </w:p>
     <w:p>
       <w:pPr>
-        <w:pStyle w:val="BlockText"/>
-      </w:pPr>
+        <w:pStyle w:val="BodyText"/>
+      </w:pPr>
+      <w:r>
+        <w:t xml:space="preserve">&gt;</w:t>
+      </w:r>
+      <w:r>
+        <w:t xml:space="preserve"> </w:t>
+      </w:r>
       <w:r>
         <w:rPr>
           <w:b/>
@@ -699,13 +739,17 @@
         </w:rPr>
         <w:t xml:space="preserve">Justificación — ¿Por qué una plantilla fija de entrada</w:t>
       </w:r>
-    </w:p>
-    <w:p>
-      <w:pPr>
-        <w:pStyle w:val="BlockText"/>
-      </w:pPr>
-      <w:r>
-        <w:t xml:space="preserve">La reflexión libre es valiosa, pero no se agrega. Un esquema consistente — detonante, señales, qué cambió, resultado, responsable de seguimiento — permite recorrer años de entradas buscando patrones recurrentes y convertir incidentes aislados en evidencia estructural. También obliga a cada entrada a nombrar un responsable, para que el aprendizaje no se detenga en</w:t>
+      <w:r>
+        <w:t xml:space="preserve"> </w:t>
+      </w:r>
+      <w:r>
+        <w:t xml:space="preserve">&gt;</w:t>
+      </w:r>
+      <w:r>
+        <w:t xml:space="preserve"> </w:t>
+      </w:r>
+      <w:r>
+        <w:t xml:space="preserve">&gt; La reflexión libre es valiosa, pero no se agrega. Un esquema consistente — detonante, señales, qué cambió, resultado, responsable de seguimiento — permite recorrer años de entradas buscando patrones recurrentes y convertir incidentes aislados en evidencia estructural. También obliga a cada entrada a nombrar un responsable, para que el aprendizaje no se detenga en</w:t>
       </w:r>
       <w:r>
         <w:t xml:space="preserve"> </w:t>
@@ -719,8 +763,14 @@
     </w:p>
     <w:p>
       <w:pPr>
-        <w:pStyle w:val="BlockText"/>
-      </w:pPr>
+        <w:pStyle w:val="BodyText"/>
+      </w:pPr>
+      <w:r>
+        <w:t xml:space="preserve">&gt;</w:t>
+      </w:r>
+      <w:r>
+        <w:t xml:space="preserve"> </w:t>
+      </w:r>
       <w:r>
         <w:rPr>
           <w:b/>
@@ -728,13 +778,17 @@
         </w:rPr>
         <w:t xml:space="preserve">Instrucciones — Cómo completar esto</w:t>
       </w:r>
-    </w:p>
-    <w:p>
-      <w:pPr>
-        <w:pStyle w:val="BlockText"/>
-      </w:pPr>
-      <w:r>
-        <w:t xml:space="preserve">Usa la plantilla de abajo para cada entrada. Cada campo impone una perspectiva distinta sobre el evento; no omitas el responsable de seguimiento.</w:t>
+      <w:r>
+        <w:t xml:space="preserve"> </w:t>
+      </w:r>
+      <w:r>
+        <w:t xml:space="preserve">&gt;</w:t>
+      </w:r>
+      <w:r>
+        <w:t xml:space="preserve"> </w:t>
+      </w:r>
+      <w:r>
+        <w:t xml:space="preserve">&gt; Usa la plantilla de abajo para cada entrada. Cada campo impone una perspectiva distinta sobre el evento; no omitas el responsable de seguimiento.</w:t>
       </w:r>
     </w:p>
     <w:p>

--- a/static/downloads/es/docx/layer-6/learning-log.docx
+++ b/static/downloads/es/docx/layer-6/learning-log.docx
@@ -87,7 +87,7 @@
         <w:t xml:space="preserve"> </w:t>
       </w:r>
       <w:r>
-        <w:t xml:space="preserve">2026-07-07</w:t>
+        <w:t xml:space="preserve">2026-08-31</w:t>
       </w:r>
     </w:p>
     <w:p>
